--- a/notes/AWS/RDS/RDS.docx
+++ b/notes/AWS/RDS/RDS.docx
@@ -52,6 +52,1262 @@
         </w:rPr>
         <w:t>RDS- Relational Database Service:</w:t>
       </w:r>
+    </w:p>
+    <w:p>
+      <w:pPr>
+        <w:spacing w:after="0" w:line="240" w:lineRule="auto"/>
+        <w:rPr>
+          <w:lang w:val="en-US"/>
+        </w:rPr>
+      </w:pPr>
+    </w:p>
+    <w:p>
+      <w:pPr>
+        <w:spacing w:after="0" w:line="240" w:lineRule="auto"/>
+        <w:rPr>
+          <w:b/>
+          <w:bCs/>
+        </w:rPr>
+      </w:pPr>
+      <w:r>
+        <w:rPr>
+          <w:b/>
+          <w:bCs/>
+        </w:rPr>
+        <w:t>What is RDS?</w:t>
+      </w:r>
+    </w:p>
+    <w:p>
+      <w:pPr>
+        <w:spacing w:after="0" w:line="240" w:lineRule="auto"/>
+      </w:pPr>
+      <w:r>
+        <w:rPr>
+          <w:b/>
+          <w:bCs/>
+        </w:rPr>
+        <w:t>RDS</w:t>
+      </w:r>
+      <w:r>
+        <w:t> is a managed cloud service (offered by AWS, Azure, GCP, etc.) that makes it easy to set up, operate, and scale a relational database in the cloud. It supports engines like </w:t>
+      </w:r>
+      <w:r>
+        <w:rPr>
+          <w:b/>
+          <w:bCs/>
+        </w:rPr>
+        <w:t>MySQL, PostgreSQL, MariaDB, Oracle, SQL Server, and Amazon Aurora</w:t>
+      </w:r>
+      <w:r>
+        <w:t>.</w:t>
+      </w:r>
+    </w:p>
+    <w:p>
+      <w:pPr>
+        <w:spacing w:after="0" w:line="240" w:lineRule="auto"/>
+      </w:pPr>
+      <w:r>
+        <w:t>You focus on your data and application — RDS handles administration tasks like backups, patching, failover, and replication.</w:t>
+      </w:r>
+    </w:p>
+    <w:p>
+      <w:pPr>
+        <w:spacing w:after="0" w:line="240" w:lineRule="auto"/>
+        <w:rPr>
+          <w:lang w:val="en-US"/>
+        </w:rPr>
+      </w:pPr>
+    </w:p>
+    <w:p>
+      <w:pPr>
+        <w:spacing w:after="0" w:line="240" w:lineRule="auto"/>
+        <w:rPr>
+          <w:b/>
+          <w:bCs/>
+        </w:rPr>
+      </w:pPr>
+      <w:r>
+        <w:rPr>
+          <w:b/>
+          <w:bCs/>
+        </w:rPr>
+        <w:t>Why do we need RDS?</w:t>
+      </w:r>
+    </w:p>
+    <w:p>
+      <w:pPr>
+        <w:spacing w:after="0" w:line="240" w:lineRule="auto"/>
+      </w:pPr>
+      <w:r>
+        <w:t>To eliminate the </w:t>
+      </w:r>
+      <w:r>
+        <w:rPr>
+          <w:b/>
+          <w:bCs/>
+        </w:rPr>
+        <w:t>heavy operational overhead</w:t>
+      </w:r>
+      <w:r>
+        <w:t> of running databases manually. Instead of treating a database like a server you must babysit, RDS lets you treat it like a service you simply use.</w:t>
+      </w:r>
+    </w:p>
+    <w:p>
+      <w:pPr>
+        <w:spacing w:after="0" w:line="240" w:lineRule="auto"/>
+        <w:rPr>
+          <w:lang w:val="en-US"/>
+        </w:rPr>
+      </w:pPr>
+    </w:p>
+    <w:p>
+      <w:pPr>
+        <w:spacing w:after="0" w:line="240" w:lineRule="auto"/>
+        <w:rPr>
+          <w:lang w:val="en-US"/>
+        </w:rPr>
+      </w:pPr>
+    </w:p>
+    <w:p>
+      <w:pPr>
+        <w:spacing w:after="0" w:line="240" w:lineRule="auto"/>
+        <w:rPr>
+          <w:b/>
+          <w:bCs/>
+        </w:rPr>
+      </w:pPr>
+      <w:r>
+        <w:rPr>
+          <w:b/>
+          <w:bCs/>
+        </w:rPr>
+        <w:t>Before RDS – Common issues (Traditional on-premises or self-managed cloud DBs)</w:t>
+      </w:r>
+    </w:p>
+    <w:tbl>
+      <w:tblPr>
+        <w:tblW w:w="10549" w:type="dxa"/>
+        <w:tblBorders>
+          <w:top w:val="single" w:sz="4" w:space="0" w:color="auto"/>
+          <w:left w:val="single" w:sz="4" w:space="0" w:color="auto"/>
+          <w:bottom w:val="single" w:sz="4" w:space="0" w:color="auto"/>
+          <w:right w:val="single" w:sz="4" w:space="0" w:color="auto"/>
+          <w:insideH w:val="single" w:sz="4" w:space="0" w:color="auto"/>
+          <w:insideV w:val="single" w:sz="4" w:space="0" w:color="auto"/>
+        </w:tblBorders>
+        <w:tblCellMar>
+          <w:top w:w="15" w:type="dxa"/>
+          <w:left w:w="15" w:type="dxa"/>
+          <w:bottom w:w="15" w:type="dxa"/>
+          <w:right w:w="15" w:type="dxa"/>
+        </w:tblCellMar>
+        <w:tblLook w:val="04A0" w:firstRow="1" w:lastRow="0" w:firstColumn="1" w:lastColumn="0" w:noHBand="0" w:noVBand="1"/>
+      </w:tblPr>
+      <w:tblGrid>
+        <w:gridCol w:w="2321"/>
+        <w:gridCol w:w="8228"/>
+      </w:tblGrid>
+      <w:tr>
+        <w:trPr>
+          <w:trHeight w:val="259"/>
+          <w:tblHeader/>
+        </w:trPr>
+        <w:tc>
+          <w:tcPr>
+            <w:tcW w:w="0" w:type="auto"/>
+            <w:tcMar>
+              <w:top w:w="150" w:type="dxa"/>
+              <w:left w:w="0" w:type="dxa"/>
+              <w:bottom w:w="150" w:type="dxa"/>
+              <w:right w:w="240" w:type="dxa"/>
+            </w:tcMar>
+            <w:vAlign w:val="center"/>
+            <w:hideMark/>
+          </w:tcPr>
+          <w:p>
+            <w:pPr>
+              <w:spacing w:after="0" w:line="240" w:lineRule="auto"/>
+            </w:pPr>
+            <w:r>
+              <w:t>Issue</w:t>
+            </w:r>
+          </w:p>
+        </w:tc>
+        <w:tc>
+          <w:tcPr>
+            <w:tcW w:w="0" w:type="auto"/>
+            <w:tcMar>
+              <w:top w:w="150" w:type="dxa"/>
+              <w:left w:w="240" w:type="dxa"/>
+              <w:bottom w:w="150" w:type="dxa"/>
+              <w:right w:w="240" w:type="dxa"/>
+            </w:tcMar>
+            <w:vAlign w:val="center"/>
+            <w:hideMark/>
+          </w:tcPr>
+          <w:p>
+            <w:pPr>
+              <w:spacing w:after="0" w:line="240" w:lineRule="auto"/>
+            </w:pPr>
+            <w:r>
+              <w:t>Description</w:t>
+            </w:r>
+          </w:p>
+        </w:tc>
+      </w:tr>
+      <w:tr>
+        <w:trPr>
+          <w:trHeight w:val="259"/>
+        </w:trPr>
+        <w:tc>
+          <w:tcPr>
+            <w:tcW w:w="0" w:type="auto"/>
+            <w:tcMar>
+              <w:top w:w="150" w:type="dxa"/>
+              <w:left w:w="0" w:type="dxa"/>
+              <w:bottom w:w="150" w:type="dxa"/>
+              <w:right w:w="240" w:type="dxa"/>
+            </w:tcMar>
+            <w:vAlign w:val="center"/>
+            <w:hideMark/>
+          </w:tcPr>
+          <w:p>
+            <w:pPr>
+              <w:spacing w:after="0" w:line="240" w:lineRule="auto"/>
+            </w:pPr>
+            <w:r>
+              <w:rPr>
+                <w:b/>
+                <w:bCs/>
+              </w:rPr>
+              <w:t>Hardware provisioning</w:t>
+            </w:r>
+          </w:p>
+        </w:tc>
+        <w:tc>
+          <w:tcPr>
+            <w:tcW w:w="0" w:type="auto"/>
+            <w:tcMar>
+              <w:top w:w="150" w:type="dxa"/>
+              <w:left w:w="240" w:type="dxa"/>
+              <w:bottom w:w="150" w:type="dxa"/>
+              <w:right w:w="0" w:type="dxa"/>
+            </w:tcMar>
+            <w:vAlign w:val="center"/>
+            <w:hideMark/>
+          </w:tcPr>
+          <w:p>
+            <w:pPr>
+              <w:spacing w:after="0" w:line="240" w:lineRule="auto"/>
+            </w:pPr>
+            <w:r>
+              <w:t>Buying, installing, and maintaining servers/storage was slow and expensive.</w:t>
+            </w:r>
+          </w:p>
+        </w:tc>
+      </w:tr>
+      <w:tr>
+        <w:trPr>
+          <w:trHeight w:val="259"/>
+        </w:trPr>
+        <w:tc>
+          <w:tcPr>
+            <w:tcW w:w="0" w:type="auto"/>
+            <w:tcMar>
+              <w:top w:w="150" w:type="dxa"/>
+              <w:left w:w="0" w:type="dxa"/>
+              <w:bottom w:w="150" w:type="dxa"/>
+              <w:right w:w="240" w:type="dxa"/>
+            </w:tcMar>
+            <w:vAlign w:val="center"/>
+            <w:hideMark/>
+          </w:tcPr>
+          <w:p>
+            <w:pPr>
+              <w:spacing w:after="0" w:line="240" w:lineRule="auto"/>
+            </w:pPr>
+            <w:r>
+              <w:rPr>
+                <w:b/>
+                <w:bCs/>
+              </w:rPr>
+              <w:t>Manual backups</w:t>
+            </w:r>
+          </w:p>
+        </w:tc>
+        <w:tc>
+          <w:tcPr>
+            <w:tcW w:w="0" w:type="auto"/>
+            <w:tcMar>
+              <w:top w:w="150" w:type="dxa"/>
+              <w:left w:w="240" w:type="dxa"/>
+              <w:bottom w:w="150" w:type="dxa"/>
+              <w:right w:w="0" w:type="dxa"/>
+            </w:tcMar>
+            <w:vAlign w:val="center"/>
+            <w:hideMark/>
+          </w:tcPr>
+          <w:p>
+            <w:pPr>
+              <w:spacing w:after="0" w:line="240" w:lineRule="auto"/>
+            </w:pPr>
+            <w:r>
+              <w:t>Setting up backup scripts, schedules, and off-site storage was error-prone.</w:t>
+            </w:r>
+          </w:p>
+        </w:tc>
+      </w:tr>
+      <w:tr>
+        <w:trPr>
+          <w:trHeight w:val="249"/>
+        </w:trPr>
+        <w:tc>
+          <w:tcPr>
+            <w:tcW w:w="0" w:type="auto"/>
+            <w:tcMar>
+              <w:top w:w="150" w:type="dxa"/>
+              <w:left w:w="0" w:type="dxa"/>
+              <w:bottom w:w="150" w:type="dxa"/>
+              <w:right w:w="240" w:type="dxa"/>
+            </w:tcMar>
+            <w:vAlign w:val="center"/>
+            <w:hideMark/>
+          </w:tcPr>
+          <w:p>
+            <w:pPr>
+              <w:spacing w:after="0" w:line="240" w:lineRule="auto"/>
+            </w:pPr>
+            <w:r>
+              <w:rPr>
+                <w:b/>
+                <w:bCs/>
+              </w:rPr>
+              <w:t>Patching &amp; upgrades</w:t>
+            </w:r>
+          </w:p>
+        </w:tc>
+        <w:tc>
+          <w:tcPr>
+            <w:tcW w:w="0" w:type="auto"/>
+            <w:tcMar>
+              <w:top w:w="150" w:type="dxa"/>
+              <w:left w:w="240" w:type="dxa"/>
+              <w:bottom w:w="150" w:type="dxa"/>
+              <w:right w:w="0" w:type="dxa"/>
+            </w:tcMar>
+            <w:vAlign w:val="center"/>
+            <w:hideMark/>
+          </w:tcPr>
+          <w:p>
+            <w:pPr>
+              <w:spacing w:after="0" w:line="240" w:lineRule="auto"/>
+            </w:pPr>
+            <w:r>
+              <w:t>Applying OS and DB patches required planned downtime and manual testing.</w:t>
+            </w:r>
+          </w:p>
+        </w:tc>
+      </w:tr>
+      <w:tr>
+        <w:trPr>
+          <w:trHeight w:val="259"/>
+        </w:trPr>
+        <w:tc>
+          <w:tcPr>
+            <w:tcW w:w="0" w:type="auto"/>
+            <w:tcMar>
+              <w:top w:w="150" w:type="dxa"/>
+              <w:left w:w="0" w:type="dxa"/>
+              <w:bottom w:w="150" w:type="dxa"/>
+              <w:right w:w="240" w:type="dxa"/>
+            </w:tcMar>
+            <w:vAlign w:val="center"/>
+            <w:hideMark/>
+          </w:tcPr>
+          <w:p>
+            <w:pPr>
+              <w:spacing w:after="0" w:line="240" w:lineRule="auto"/>
+            </w:pPr>
+            <w:r>
+              <w:rPr>
+                <w:b/>
+                <w:bCs/>
+              </w:rPr>
+              <w:t>High availability (HA)</w:t>
+            </w:r>
+          </w:p>
+        </w:tc>
+        <w:tc>
+          <w:tcPr>
+            <w:tcW w:w="0" w:type="auto"/>
+            <w:tcMar>
+              <w:top w:w="150" w:type="dxa"/>
+              <w:left w:w="240" w:type="dxa"/>
+              <w:bottom w:w="150" w:type="dxa"/>
+              <w:right w:w="0" w:type="dxa"/>
+            </w:tcMar>
+            <w:vAlign w:val="center"/>
+            <w:hideMark/>
+          </w:tcPr>
+          <w:p>
+            <w:pPr>
+              <w:spacing w:after="0" w:line="240" w:lineRule="auto"/>
+            </w:pPr>
+            <w:r>
+              <w:t>Configuring replication, failover, and monitoring was complex and custom.</w:t>
+            </w:r>
+          </w:p>
+        </w:tc>
+      </w:tr>
+      <w:tr>
+        <w:trPr>
+          <w:trHeight w:val="259"/>
+        </w:trPr>
+        <w:tc>
+          <w:tcPr>
+            <w:tcW w:w="0" w:type="auto"/>
+            <w:tcMar>
+              <w:top w:w="150" w:type="dxa"/>
+              <w:left w:w="0" w:type="dxa"/>
+              <w:bottom w:w="150" w:type="dxa"/>
+              <w:right w:w="240" w:type="dxa"/>
+            </w:tcMar>
+            <w:vAlign w:val="center"/>
+            <w:hideMark/>
+          </w:tcPr>
+          <w:p>
+            <w:pPr>
+              <w:spacing w:after="0" w:line="240" w:lineRule="auto"/>
+            </w:pPr>
+            <w:r>
+              <w:rPr>
+                <w:b/>
+                <w:bCs/>
+              </w:rPr>
+              <w:t>Scaling</w:t>
+            </w:r>
+          </w:p>
+        </w:tc>
+        <w:tc>
+          <w:tcPr>
+            <w:tcW w:w="0" w:type="auto"/>
+            <w:tcMar>
+              <w:top w:w="150" w:type="dxa"/>
+              <w:left w:w="240" w:type="dxa"/>
+              <w:bottom w:w="150" w:type="dxa"/>
+              <w:right w:w="0" w:type="dxa"/>
+            </w:tcMar>
+            <w:vAlign w:val="center"/>
+            <w:hideMark/>
+          </w:tcPr>
+          <w:p>
+            <w:pPr>
+              <w:spacing w:after="0" w:line="240" w:lineRule="auto"/>
+            </w:pPr>
+            <w:r>
+              <w:t>Scaling up required server upgrades with downtime; scaling out needed manual sharding.</w:t>
+            </w:r>
+          </w:p>
+        </w:tc>
+      </w:tr>
+      <w:tr>
+        <w:trPr>
+          <w:trHeight w:val="259"/>
+        </w:trPr>
+        <w:tc>
+          <w:tcPr>
+            <w:tcW w:w="0" w:type="auto"/>
+            <w:tcMar>
+              <w:top w:w="150" w:type="dxa"/>
+              <w:left w:w="0" w:type="dxa"/>
+              <w:bottom w:w="150" w:type="dxa"/>
+              <w:right w:w="240" w:type="dxa"/>
+            </w:tcMar>
+            <w:vAlign w:val="center"/>
+            <w:hideMark/>
+          </w:tcPr>
+          <w:p>
+            <w:pPr>
+              <w:spacing w:after="0" w:line="240" w:lineRule="auto"/>
+            </w:pPr>
+            <w:r>
+              <w:rPr>
+                <w:b/>
+                <w:bCs/>
+              </w:rPr>
+              <w:t>Monitoring &amp; alerts</w:t>
+            </w:r>
+          </w:p>
+        </w:tc>
+        <w:tc>
+          <w:tcPr>
+            <w:tcW w:w="0" w:type="auto"/>
+            <w:tcMar>
+              <w:top w:w="150" w:type="dxa"/>
+              <w:left w:w="240" w:type="dxa"/>
+              <w:bottom w:w="150" w:type="dxa"/>
+              <w:right w:w="0" w:type="dxa"/>
+            </w:tcMar>
+            <w:vAlign w:val="center"/>
+            <w:hideMark/>
+          </w:tcPr>
+          <w:p>
+            <w:pPr>
+              <w:spacing w:after="0" w:line="240" w:lineRule="auto"/>
+            </w:pPr>
+            <w:r>
+              <w:t>Had to build or buy separate monitoring tools for metrics, logs, and performance.</w:t>
+            </w:r>
+          </w:p>
+        </w:tc>
+      </w:tr>
+      <w:tr>
+        <w:trPr>
+          <w:trHeight w:val="259"/>
+        </w:trPr>
+        <w:tc>
+          <w:tcPr>
+            <w:tcW w:w="0" w:type="auto"/>
+            <w:tcMar>
+              <w:top w:w="150" w:type="dxa"/>
+              <w:left w:w="0" w:type="dxa"/>
+              <w:bottom w:w="150" w:type="dxa"/>
+              <w:right w:w="240" w:type="dxa"/>
+            </w:tcMar>
+            <w:vAlign w:val="center"/>
+            <w:hideMark/>
+          </w:tcPr>
+          <w:p>
+            <w:pPr>
+              <w:spacing w:after="0" w:line="240" w:lineRule="auto"/>
+            </w:pPr>
+            <w:r>
+              <w:rPr>
+                <w:b/>
+                <w:bCs/>
+              </w:rPr>
+              <w:t>Disaster recovery</w:t>
+            </w:r>
+          </w:p>
+        </w:tc>
+        <w:tc>
+          <w:tcPr>
+            <w:tcW w:w="0" w:type="auto"/>
+            <w:tcMar>
+              <w:top w:w="150" w:type="dxa"/>
+              <w:left w:w="240" w:type="dxa"/>
+              <w:bottom w:w="150" w:type="dxa"/>
+              <w:right w:w="0" w:type="dxa"/>
+            </w:tcMar>
+            <w:vAlign w:val="center"/>
+            <w:hideMark/>
+          </w:tcPr>
+          <w:p>
+            <w:pPr>
+              <w:spacing w:after="0" w:line="240" w:lineRule="auto"/>
+            </w:pPr>
+            <w:r>
+              <w:t>Setting up cross-region or cross-</w:t>
+            </w:r>
+            <w:proofErr w:type="spellStart"/>
+            <w:r>
+              <w:t>datacenter</w:t>
+            </w:r>
+            <w:proofErr w:type="spellEnd"/>
+            <w:r>
+              <w:t xml:space="preserve"> replication was expensive and difficult.</w:t>
+            </w:r>
+          </w:p>
+        </w:tc>
+      </w:tr>
+      <w:tr>
+        <w:trPr>
+          <w:trHeight w:val="259"/>
+        </w:trPr>
+        <w:tc>
+          <w:tcPr>
+            <w:tcW w:w="0" w:type="auto"/>
+            <w:tcMar>
+              <w:top w:w="150" w:type="dxa"/>
+              <w:left w:w="0" w:type="dxa"/>
+              <w:bottom w:w="150" w:type="dxa"/>
+              <w:right w:w="240" w:type="dxa"/>
+            </w:tcMar>
+            <w:vAlign w:val="center"/>
+            <w:hideMark/>
+          </w:tcPr>
+          <w:p>
+            <w:pPr>
+              <w:spacing w:after="0" w:line="240" w:lineRule="auto"/>
+            </w:pPr>
+            <w:r>
+              <w:rPr>
+                <w:b/>
+                <w:bCs/>
+              </w:rPr>
+              <w:t>Security &amp; compliance</w:t>
+            </w:r>
+          </w:p>
+        </w:tc>
+        <w:tc>
+          <w:tcPr>
+            <w:tcW w:w="0" w:type="auto"/>
+            <w:tcMar>
+              <w:top w:w="150" w:type="dxa"/>
+              <w:left w:w="240" w:type="dxa"/>
+              <w:bottom w:w="150" w:type="dxa"/>
+              <w:right w:w="0" w:type="dxa"/>
+            </w:tcMar>
+            <w:vAlign w:val="center"/>
+            <w:hideMark/>
+          </w:tcPr>
+          <w:p>
+            <w:pPr>
+              <w:spacing w:after="0" w:line="240" w:lineRule="auto"/>
+            </w:pPr>
+            <w:r>
+              <w:t>Managing encryption, network access, and IAM was largely manual.</w:t>
+            </w:r>
+          </w:p>
+        </w:tc>
+      </w:tr>
+    </w:tbl>
+    <w:p>
+      <w:pPr>
+        <w:spacing w:after="0" w:line="240" w:lineRule="auto"/>
+      </w:pPr>
+      <w:r>
+        <w:pict w14:anchorId="7918DA11">
+          <v:rect id="_x0000_i1031" style="width:0;height:.75pt" o:hralign="center" o:hrstd="t" o:hr="t" fillcolor="#a0a0a0" stroked="f"/>
+        </w:pict>
+      </w:r>
+    </w:p>
+    <w:p>
+      <w:pPr>
+        <w:spacing w:after="0" w:line="240" w:lineRule="auto"/>
+        <w:rPr>
+          <w:b/>
+          <w:bCs/>
+        </w:rPr>
+      </w:pPr>
+      <w:r>
+        <w:rPr>
+          <w:b/>
+          <w:bCs/>
+        </w:rPr>
+        <w:t>After RDS – Key benefits</w:t>
+      </w:r>
+    </w:p>
+    <w:tbl>
+      <w:tblPr>
+        <w:tblW w:w="10719" w:type="dxa"/>
+        <w:jc w:val="center"/>
+        <w:tblBorders>
+          <w:top w:val="single" w:sz="4" w:space="0" w:color="auto"/>
+          <w:left w:val="single" w:sz="4" w:space="0" w:color="auto"/>
+          <w:bottom w:val="single" w:sz="4" w:space="0" w:color="auto"/>
+          <w:right w:val="single" w:sz="4" w:space="0" w:color="auto"/>
+          <w:insideH w:val="single" w:sz="4" w:space="0" w:color="auto"/>
+          <w:insideV w:val="single" w:sz="4" w:space="0" w:color="auto"/>
+        </w:tblBorders>
+        <w:tblCellMar>
+          <w:top w:w="15" w:type="dxa"/>
+          <w:left w:w="15" w:type="dxa"/>
+          <w:bottom w:w="15" w:type="dxa"/>
+          <w:right w:w="15" w:type="dxa"/>
+        </w:tblCellMar>
+        <w:tblLook w:val="04A0" w:firstRow="1" w:lastRow="0" w:firstColumn="1" w:lastColumn="0" w:noHBand="0" w:noVBand="1"/>
+      </w:tblPr>
+      <w:tblGrid>
+        <w:gridCol w:w="2058"/>
+        <w:gridCol w:w="8661"/>
+      </w:tblGrid>
+      <w:tr>
+        <w:trPr>
+          <w:trHeight w:val="266"/>
+          <w:tblHeader/>
+          <w:jc w:val="center"/>
+        </w:trPr>
+        <w:tc>
+          <w:tcPr>
+            <w:tcW w:w="0" w:type="auto"/>
+            <w:tcMar>
+              <w:top w:w="150" w:type="dxa"/>
+              <w:left w:w="0" w:type="dxa"/>
+              <w:bottom w:w="150" w:type="dxa"/>
+              <w:right w:w="240" w:type="dxa"/>
+            </w:tcMar>
+            <w:vAlign w:val="center"/>
+            <w:hideMark/>
+          </w:tcPr>
+          <w:p>
+            <w:pPr>
+              <w:spacing w:after="0" w:line="240" w:lineRule="auto"/>
+            </w:pPr>
+            <w:r>
+              <w:t>Benefit</w:t>
+            </w:r>
+          </w:p>
+        </w:tc>
+        <w:tc>
+          <w:tcPr>
+            <w:tcW w:w="0" w:type="auto"/>
+            <w:tcMar>
+              <w:top w:w="150" w:type="dxa"/>
+              <w:left w:w="240" w:type="dxa"/>
+              <w:bottom w:w="150" w:type="dxa"/>
+              <w:right w:w="240" w:type="dxa"/>
+            </w:tcMar>
+            <w:vAlign w:val="center"/>
+            <w:hideMark/>
+          </w:tcPr>
+          <w:p>
+            <w:pPr>
+              <w:spacing w:after="0" w:line="240" w:lineRule="auto"/>
+            </w:pPr>
+            <w:r>
+              <w:t>What it means</w:t>
+            </w:r>
+          </w:p>
+        </w:tc>
+      </w:tr>
+      <w:tr>
+        <w:trPr>
+          <w:trHeight w:val="266"/>
+          <w:jc w:val="center"/>
+        </w:trPr>
+        <w:tc>
+          <w:tcPr>
+            <w:tcW w:w="0" w:type="auto"/>
+            <w:tcMar>
+              <w:top w:w="150" w:type="dxa"/>
+              <w:left w:w="0" w:type="dxa"/>
+              <w:bottom w:w="150" w:type="dxa"/>
+              <w:right w:w="240" w:type="dxa"/>
+            </w:tcMar>
+            <w:vAlign w:val="center"/>
+            <w:hideMark/>
+          </w:tcPr>
+          <w:p>
+            <w:pPr>
+              <w:spacing w:after="0" w:line="240" w:lineRule="auto"/>
+            </w:pPr>
+            <w:r>
+              <w:rPr>
+                <w:b/>
+                <w:bCs/>
+              </w:rPr>
+              <w:t>Easy provisioning</w:t>
+            </w:r>
+          </w:p>
+        </w:tc>
+        <w:tc>
+          <w:tcPr>
+            <w:tcW w:w="0" w:type="auto"/>
+            <w:tcMar>
+              <w:top w:w="150" w:type="dxa"/>
+              <w:left w:w="240" w:type="dxa"/>
+              <w:bottom w:w="150" w:type="dxa"/>
+              <w:right w:w="0" w:type="dxa"/>
+            </w:tcMar>
+            <w:vAlign w:val="center"/>
+            <w:hideMark/>
+          </w:tcPr>
+          <w:p>
+            <w:pPr>
+              <w:spacing w:after="0" w:line="240" w:lineRule="auto"/>
+            </w:pPr>
+            <w:r>
+              <w:t>Launch a production-ready database in minutes via console or API.</w:t>
+            </w:r>
+          </w:p>
+        </w:tc>
+      </w:tr>
+      <w:tr>
+        <w:trPr>
+          <w:trHeight w:val="266"/>
+          <w:jc w:val="center"/>
+        </w:trPr>
+        <w:tc>
+          <w:tcPr>
+            <w:tcW w:w="0" w:type="auto"/>
+            <w:tcMar>
+              <w:top w:w="150" w:type="dxa"/>
+              <w:left w:w="0" w:type="dxa"/>
+              <w:bottom w:w="150" w:type="dxa"/>
+              <w:right w:w="240" w:type="dxa"/>
+            </w:tcMar>
+            <w:vAlign w:val="center"/>
+            <w:hideMark/>
+          </w:tcPr>
+          <w:p>
+            <w:pPr>
+              <w:spacing w:after="0" w:line="240" w:lineRule="auto"/>
+            </w:pPr>
+            <w:r>
+              <w:rPr>
+                <w:b/>
+                <w:bCs/>
+              </w:rPr>
+              <w:t>Automated backups</w:t>
+            </w:r>
+          </w:p>
+        </w:tc>
+        <w:tc>
+          <w:tcPr>
+            <w:tcW w:w="0" w:type="auto"/>
+            <w:tcMar>
+              <w:top w:w="150" w:type="dxa"/>
+              <w:left w:w="240" w:type="dxa"/>
+              <w:bottom w:w="150" w:type="dxa"/>
+              <w:right w:w="0" w:type="dxa"/>
+            </w:tcMar>
+            <w:vAlign w:val="center"/>
+            <w:hideMark/>
+          </w:tcPr>
+          <w:p>
+            <w:pPr>
+              <w:spacing w:after="0" w:line="240" w:lineRule="auto"/>
+            </w:pPr>
+            <w:r>
+              <w:t>Automatic daily backups with point-in-time recovery (e.g., restore to any second in last 35 days).</w:t>
+            </w:r>
+          </w:p>
+        </w:tc>
+      </w:tr>
+      <w:tr>
+        <w:trPr>
+          <w:trHeight w:val="256"/>
+          <w:jc w:val="center"/>
+        </w:trPr>
+        <w:tc>
+          <w:tcPr>
+            <w:tcW w:w="0" w:type="auto"/>
+            <w:tcMar>
+              <w:top w:w="150" w:type="dxa"/>
+              <w:left w:w="0" w:type="dxa"/>
+              <w:bottom w:w="150" w:type="dxa"/>
+              <w:right w:w="240" w:type="dxa"/>
+            </w:tcMar>
+            <w:vAlign w:val="center"/>
+            <w:hideMark/>
+          </w:tcPr>
+          <w:p>
+            <w:pPr>
+              <w:spacing w:after="0" w:line="240" w:lineRule="auto"/>
+            </w:pPr>
+            <w:r>
+              <w:rPr>
+                <w:b/>
+                <w:bCs/>
+              </w:rPr>
+              <w:t>Managed patching</w:t>
+            </w:r>
+          </w:p>
+        </w:tc>
+        <w:tc>
+          <w:tcPr>
+            <w:tcW w:w="0" w:type="auto"/>
+            <w:tcMar>
+              <w:top w:w="150" w:type="dxa"/>
+              <w:left w:w="240" w:type="dxa"/>
+              <w:bottom w:w="150" w:type="dxa"/>
+              <w:right w:w="0" w:type="dxa"/>
+            </w:tcMar>
+            <w:vAlign w:val="center"/>
+            <w:hideMark/>
+          </w:tcPr>
+          <w:p>
+            <w:pPr>
+              <w:spacing w:after="0" w:line="240" w:lineRule="auto"/>
+            </w:pPr>
+            <w:r>
+              <w:t>Automatic OS and DB engine patching with maintenance windows.</w:t>
+            </w:r>
+          </w:p>
+        </w:tc>
+      </w:tr>
+      <w:tr>
+        <w:trPr>
+          <w:trHeight w:val="266"/>
+          <w:jc w:val="center"/>
+        </w:trPr>
+        <w:tc>
+          <w:tcPr>
+            <w:tcW w:w="0" w:type="auto"/>
+            <w:tcMar>
+              <w:top w:w="150" w:type="dxa"/>
+              <w:left w:w="0" w:type="dxa"/>
+              <w:bottom w:w="150" w:type="dxa"/>
+              <w:right w:w="240" w:type="dxa"/>
+            </w:tcMar>
+            <w:vAlign w:val="center"/>
+            <w:hideMark/>
+          </w:tcPr>
+          <w:p>
+            <w:pPr>
+              <w:spacing w:after="0" w:line="240" w:lineRule="auto"/>
+            </w:pPr>
+            <w:r>
+              <w:rPr>
+                <w:b/>
+                <w:bCs/>
+              </w:rPr>
+              <w:t>High availability</w:t>
+            </w:r>
+          </w:p>
+        </w:tc>
+        <w:tc>
+          <w:tcPr>
+            <w:tcW w:w="0" w:type="auto"/>
+            <w:tcMar>
+              <w:top w:w="150" w:type="dxa"/>
+              <w:left w:w="240" w:type="dxa"/>
+              <w:bottom w:w="150" w:type="dxa"/>
+              <w:right w:w="0" w:type="dxa"/>
+            </w:tcMar>
+            <w:vAlign w:val="center"/>
+            <w:hideMark/>
+          </w:tcPr>
+          <w:p>
+            <w:pPr>
+              <w:spacing w:after="0" w:line="240" w:lineRule="auto"/>
+            </w:pPr>
+            <w:r>
+              <w:t>Multi-AZ deployment with automatic failover (standby replica in another availability zone).</w:t>
+            </w:r>
+          </w:p>
+        </w:tc>
+      </w:tr>
+      <w:tr>
+        <w:trPr>
+          <w:trHeight w:val="266"/>
+          <w:jc w:val="center"/>
+        </w:trPr>
+        <w:tc>
+          <w:tcPr>
+            <w:tcW w:w="0" w:type="auto"/>
+            <w:tcMar>
+              <w:top w:w="150" w:type="dxa"/>
+              <w:left w:w="0" w:type="dxa"/>
+              <w:bottom w:w="150" w:type="dxa"/>
+              <w:right w:w="240" w:type="dxa"/>
+            </w:tcMar>
+            <w:vAlign w:val="center"/>
+            <w:hideMark/>
+          </w:tcPr>
+          <w:p>
+            <w:pPr>
+              <w:spacing w:after="0" w:line="240" w:lineRule="auto"/>
+            </w:pPr>
+            <w:r>
+              <w:rPr>
+                <w:b/>
+                <w:bCs/>
+              </w:rPr>
+              <w:t>Read scaling</w:t>
+            </w:r>
+          </w:p>
+        </w:tc>
+        <w:tc>
+          <w:tcPr>
+            <w:tcW w:w="0" w:type="auto"/>
+            <w:tcMar>
+              <w:top w:w="150" w:type="dxa"/>
+              <w:left w:w="240" w:type="dxa"/>
+              <w:bottom w:w="150" w:type="dxa"/>
+              <w:right w:w="0" w:type="dxa"/>
+            </w:tcMar>
+            <w:vAlign w:val="center"/>
+            <w:hideMark/>
+          </w:tcPr>
+          <w:p>
+            <w:pPr>
+              <w:spacing w:after="0" w:line="240" w:lineRule="auto"/>
+            </w:pPr>
+            <w:r>
+              <w:t>Create read replicas for heavy read workloads without downtime.</w:t>
+            </w:r>
+          </w:p>
+        </w:tc>
+      </w:tr>
+      <w:tr>
+        <w:trPr>
+          <w:trHeight w:val="266"/>
+          <w:jc w:val="center"/>
+        </w:trPr>
+        <w:tc>
+          <w:tcPr>
+            <w:tcW w:w="0" w:type="auto"/>
+            <w:tcMar>
+              <w:top w:w="150" w:type="dxa"/>
+              <w:left w:w="0" w:type="dxa"/>
+              <w:bottom w:w="150" w:type="dxa"/>
+              <w:right w:w="240" w:type="dxa"/>
+            </w:tcMar>
+            <w:vAlign w:val="center"/>
+            <w:hideMark/>
+          </w:tcPr>
+          <w:p>
+            <w:pPr>
+              <w:spacing w:after="0" w:line="240" w:lineRule="auto"/>
+            </w:pPr>
+            <w:r>
+              <w:rPr>
+                <w:b/>
+                <w:bCs/>
+              </w:rPr>
+              <w:t>Monitoring</w:t>
+            </w:r>
+          </w:p>
+        </w:tc>
+        <w:tc>
+          <w:tcPr>
+            <w:tcW w:w="0" w:type="auto"/>
+            <w:tcMar>
+              <w:top w:w="150" w:type="dxa"/>
+              <w:left w:w="240" w:type="dxa"/>
+              <w:bottom w:w="150" w:type="dxa"/>
+              <w:right w:w="0" w:type="dxa"/>
+            </w:tcMar>
+            <w:vAlign w:val="center"/>
+            <w:hideMark/>
+          </w:tcPr>
+          <w:p>
+            <w:pPr>
+              <w:spacing w:after="0" w:line="240" w:lineRule="auto"/>
+            </w:pPr>
+            <w:r>
+              <w:t>Integrated with CloudWatch – metrics, enhanced monitoring, and performance insights.</w:t>
+            </w:r>
+          </w:p>
+        </w:tc>
+      </w:tr>
+      <w:tr>
+        <w:trPr>
+          <w:trHeight w:val="266"/>
+          <w:jc w:val="center"/>
+        </w:trPr>
+        <w:tc>
+          <w:tcPr>
+            <w:tcW w:w="0" w:type="auto"/>
+            <w:tcMar>
+              <w:top w:w="150" w:type="dxa"/>
+              <w:left w:w="0" w:type="dxa"/>
+              <w:bottom w:w="150" w:type="dxa"/>
+              <w:right w:w="240" w:type="dxa"/>
+            </w:tcMar>
+            <w:vAlign w:val="center"/>
+            <w:hideMark/>
+          </w:tcPr>
+          <w:p>
+            <w:pPr>
+              <w:spacing w:after="0" w:line="240" w:lineRule="auto"/>
+            </w:pPr>
+            <w:r>
+              <w:rPr>
+                <w:b/>
+                <w:bCs/>
+              </w:rPr>
+              <w:lastRenderedPageBreak/>
+              <w:t>Storage scaling</w:t>
+            </w:r>
+          </w:p>
+        </w:tc>
+        <w:tc>
+          <w:tcPr>
+            <w:tcW w:w="0" w:type="auto"/>
+            <w:tcMar>
+              <w:top w:w="150" w:type="dxa"/>
+              <w:left w:w="240" w:type="dxa"/>
+              <w:bottom w:w="150" w:type="dxa"/>
+              <w:right w:w="0" w:type="dxa"/>
+            </w:tcMar>
+            <w:vAlign w:val="center"/>
+            <w:hideMark/>
+          </w:tcPr>
+          <w:p>
+            <w:pPr>
+              <w:spacing w:after="0" w:line="240" w:lineRule="auto"/>
+            </w:pPr>
+            <w:r>
+              <w:t>Automatic storage scaling (e.g., AWS RDS can increase storage without downtime).</w:t>
+            </w:r>
+          </w:p>
+        </w:tc>
+      </w:tr>
+      <w:tr>
+        <w:trPr>
+          <w:trHeight w:val="266"/>
+          <w:jc w:val="center"/>
+        </w:trPr>
+        <w:tc>
+          <w:tcPr>
+            <w:tcW w:w="0" w:type="auto"/>
+            <w:tcMar>
+              <w:top w:w="150" w:type="dxa"/>
+              <w:left w:w="0" w:type="dxa"/>
+              <w:bottom w:w="150" w:type="dxa"/>
+              <w:right w:w="240" w:type="dxa"/>
+            </w:tcMar>
+            <w:vAlign w:val="center"/>
+            <w:hideMark/>
+          </w:tcPr>
+          <w:p>
+            <w:pPr>
+              <w:spacing w:after="0" w:line="240" w:lineRule="auto"/>
+            </w:pPr>
+            <w:r>
+              <w:rPr>
+                <w:b/>
+                <w:bCs/>
+              </w:rPr>
+              <w:t>Security</w:t>
+            </w:r>
+          </w:p>
+        </w:tc>
+        <w:tc>
+          <w:tcPr>
+            <w:tcW w:w="0" w:type="auto"/>
+            <w:tcMar>
+              <w:top w:w="150" w:type="dxa"/>
+              <w:left w:w="240" w:type="dxa"/>
+              <w:bottom w:w="150" w:type="dxa"/>
+              <w:right w:w="0" w:type="dxa"/>
+            </w:tcMar>
+            <w:vAlign w:val="center"/>
+            <w:hideMark/>
+          </w:tcPr>
+          <w:p>
+            <w:pPr>
+              <w:spacing w:after="0" w:line="240" w:lineRule="auto"/>
+            </w:pPr>
+            <w:r>
+              <w:t>Easy encryption at rest (KMS) and in transit (SSL/TLS), plus IAM-based access control.</w:t>
+            </w:r>
+          </w:p>
+        </w:tc>
+      </w:tr>
+      <w:tr>
+        <w:trPr>
+          <w:trHeight w:val="266"/>
+          <w:jc w:val="center"/>
+        </w:trPr>
+        <w:tc>
+          <w:tcPr>
+            <w:tcW w:w="0" w:type="auto"/>
+            <w:tcMar>
+              <w:top w:w="150" w:type="dxa"/>
+              <w:left w:w="0" w:type="dxa"/>
+              <w:bottom w:w="150" w:type="dxa"/>
+              <w:right w:w="240" w:type="dxa"/>
+            </w:tcMar>
+            <w:vAlign w:val="center"/>
+            <w:hideMark/>
+          </w:tcPr>
+          <w:p>
+            <w:pPr>
+              <w:spacing w:after="0" w:line="240" w:lineRule="auto"/>
+            </w:pPr>
+            <w:r>
+              <w:rPr>
+                <w:b/>
+                <w:bCs/>
+              </w:rPr>
+              <w:t>Disaster recovery</w:t>
+            </w:r>
+          </w:p>
+        </w:tc>
+        <w:tc>
+          <w:tcPr>
+            <w:tcW w:w="0" w:type="auto"/>
+            <w:tcMar>
+              <w:top w:w="150" w:type="dxa"/>
+              <w:left w:w="240" w:type="dxa"/>
+              <w:bottom w:w="150" w:type="dxa"/>
+              <w:right w:w="0" w:type="dxa"/>
+            </w:tcMar>
+            <w:vAlign w:val="center"/>
+            <w:hideMark/>
+          </w:tcPr>
+          <w:p>
+            <w:pPr>
+              <w:spacing w:after="0" w:line="240" w:lineRule="auto"/>
+            </w:pPr>
+            <w:r>
+              <w:t>Cross-region read replicas or automated snapshots for DR.</w:t>
+            </w:r>
+          </w:p>
+        </w:tc>
+      </w:tr>
+      <w:tr>
+        <w:trPr>
+          <w:trHeight w:val="256"/>
+          <w:jc w:val="center"/>
+        </w:trPr>
+        <w:tc>
+          <w:tcPr>
+            <w:tcW w:w="0" w:type="auto"/>
+            <w:tcMar>
+              <w:top w:w="150" w:type="dxa"/>
+              <w:left w:w="0" w:type="dxa"/>
+              <w:bottom w:w="150" w:type="dxa"/>
+              <w:right w:w="240" w:type="dxa"/>
+            </w:tcMar>
+            <w:vAlign w:val="center"/>
+            <w:hideMark/>
+          </w:tcPr>
+          <w:p>
+            <w:pPr>
+              <w:spacing w:after="0" w:line="240" w:lineRule="auto"/>
+            </w:pPr>
+            <w:r>
+              <w:rPr>
+                <w:b/>
+                <w:bCs/>
+              </w:rPr>
+              <w:t>Lower TCO</w:t>
+            </w:r>
+          </w:p>
+        </w:tc>
+        <w:tc>
+          <w:tcPr>
+            <w:tcW w:w="0" w:type="auto"/>
+            <w:tcMar>
+              <w:top w:w="150" w:type="dxa"/>
+              <w:left w:w="240" w:type="dxa"/>
+              <w:bottom w:w="150" w:type="dxa"/>
+              <w:right w:w="0" w:type="dxa"/>
+            </w:tcMar>
+            <w:vAlign w:val="center"/>
+            <w:hideMark/>
+          </w:tcPr>
+          <w:p>
+            <w:pPr>
+              <w:spacing w:after="0" w:line="240" w:lineRule="auto"/>
+            </w:pPr>
+            <w:r>
+              <w:t>No hardware management, no idle capacity – pay for what you use.</w:t>
+            </w:r>
+          </w:p>
+        </w:tc>
+      </w:tr>
+    </w:tbl>
+    <w:p>
+      <w:pPr>
+        <w:spacing w:after="0" w:line="240" w:lineRule="auto"/>
+        <w:rPr>
+          <w:lang w:val="en-US"/>
+        </w:rPr>
+      </w:pPr>
+    </w:p>
+    <w:p>
+      <w:pPr>
+        <w:spacing w:after="0" w:line="240" w:lineRule="auto"/>
+        <w:rPr>
+          <w:lang w:val="en-US"/>
+        </w:rPr>
+      </w:pPr>
     </w:p>
     <w:p>
       <w:pPr>
@@ -275,6 +1531,7 @@
           <w:noProof/>
           <w:lang w:val="en-US"/>
         </w:rPr>
+        <w:lastRenderedPageBreak/>
         <w:drawing>
           <wp:inline distT="0" distB="0" distL="0" distR="0" wp14:anchorId="342F0F97" wp14:editId="60276BF2">
             <wp:extent cx="6645910" cy="2758440"/>
@@ -339,7 +1596,6 @@
         <w:rPr>
           <w:lang w:val="en-US"/>
         </w:rPr>
-        <w:lastRenderedPageBreak/>
         <w:t xml:space="preserve">We need to give </w:t>
       </w:r>
       <w:r>
@@ -1079,6 +2335,7 @@
           <w:bCs/>
           <w:noProof/>
         </w:rPr>
+        <w:lastRenderedPageBreak/>
         <w:drawing>
           <wp:inline distT="0" distB="0" distL="0" distR="0" wp14:anchorId="17BE6A80" wp14:editId="06A8E2C2">
             <wp:extent cx="6645910" cy="1631950"/>
@@ -1495,6 +2752,7 @@
           <w:noProof/>
           <w:lang w:val="en-US"/>
         </w:rPr>
+        <w:lastRenderedPageBreak/>
         <w:drawing>
           <wp:inline distT="0" distB="0" distL="0" distR="0" wp14:anchorId="6231028D" wp14:editId="0D1F9A78">
             <wp:extent cx="6645910" cy="3578860"/>
@@ -1980,6 +3238,9 @@
             </w:r>
             <w:r>
               <w:br/>
+            </w:r>
+            <w:r>
+              <w:lastRenderedPageBreak/>
               <w:t xml:space="preserve">  data:</w:t>
             </w:r>
             <w:r>
@@ -3698,6 +4959,13 @@
                 <w:szCs w:val="16"/>
               </w:rPr>
               <w:br/>
+            </w:r>
+            <w:r>
+              <w:rPr>
+                <w:sz w:val="16"/>
+                <w:szCs w:val="16"/>
+              </w:rPr>
+              <w:lastRenderedPageBreak/>
               <w:t xml:space="preserve">    </w:t>
             </w:r>
             <w:r>
@@ -4521,13 +5789,6 @@
                 <w:szCs w:val="16"/>
               </w:rPr>
               <w:br/>
-            </w:r>
-            <w:r>
-              <w:rPr>
-                <w:sz w:val="16"/>
-                <w:szCs w:val="16"/>
-              </w:rPr>
-              <w:lastRenderedPageBreak/>
               <w:t xml:space="preserve">                    </w:t>
             </w:r>
             <w:proofErr w:type="spellStart"/>
@@ -5230,7 +6491,6 @@
           <w:bCs/>
           <w:lang w:val="en-US"/>
         </w:rPr>
-        <w:lastRenderedPageBreak/>
         <w:t xml:space="preserve">Restore point in time? </w:t>
       </w:r>
     </w:p>
@@ -5759,6 +7019,7 @@
           <w:b/>
           <w:bCs/>
         </w:rPr>
+        <w:lastRenderedPageBreak/>
         <w:t xml:space="preserve">• Amazon </w:t>
       </w:r>
       <w:proofErr w:type="spellStart"/>
@@ -5984,7 +7245,6 @@
         <w:spacing w:after="0" w:line="240" w:lineRule="auto"/>
       </w:pPr>
       <w:r>
-        <w:lastRenderedPageBreak/>
         <w:t xml:space="preserve">• This database type represents relationships directly. You can query data with specific graph languages. It storing billions of relationships and querying the graph with milliseconds latency. </w:t>
       </w:r>
     </w:p>
@@ -6379,7 +7639,6 @@
         <w:spacing w:after="0" w:line="240" w:lineRule="auto"/>
       </w:pPr>
       <w:r>
-        <w:lastRenderedPageBreak/>
         <w:t xml:space="preserve">• Automating the backup process saves time and complexity required to manually back up a computer, network or IT environment. </w:t>
       </w:r>
     </w:p>
@@ -6557,6 +7816,7 @@
         <w:rPr>
           <w:noProof/>
         </w:rPr>
+        <w:lastRenderedPageBreak/>
         <w:drawing>
           <wp:inline distT="0" distB="0" distL="0" distR="0" wp14:anchorId="22052954" wp14:editId="5FBAAC48">
             <wp:extent cx="4455718" cy="1510925"/>
@@ -6688,7 +7948,6 @@
         <w:rPr>
           <w:noProof/>
         </w:rPr>
-        <w:lastRenderedPageBreak/>
         <w:drawing>
           <wp:inline distT="0" distB="0" distL="0" distR="0" wp14:anchorId="4FDB732E" wp14:editId="31C7D043">
             <wp:extent cx="6645910" cy="1976120"/>
@@ -7173,6 +8432,9 @@
         <w:spacing w:after="0" w:line="240" w:lineRule="auto"/>
       </w:pPr>
       <w:r>
+        <w:rPr>
+          <w:noProof/>
+        </w:rPr>
         <w:drawing>
           <wp:inline distT="0" distB="0" distL="0" distR="0" wp14:anchorId="311C9B2A" wp14:editId="41609814">
             <wp:extent cx="3713259" cy="1742386"/>
@@ -7246,7 +8508,6 @@
         <w:rPr>
           <w:noProof/>
         </w:rPr>
-        <w:lastRenderedPageBreak/>
         <w:drawing>
           <wp:inline distT="0" distB="0" distL="0" distR="0" wp14:anchorId="75144DB6" wp14:editId="76FD45A0">
             <wp:extent cx="3868310" cy="1822164"/>
@@ -7449,6 +8710,7 @@
           <w:b/>
           <w:bCs/>
         </w:rPr>
+        <w:lastRenderedPageBreak/>
         <w:t>Writer Instance (Primary)</w:t>
       </w:r>
     </w:p>
@@ -7754,7 +9016,6 @@
                 <w:b/>
                 <w:bCs/>
               </w:rPr>
-              <w:lastRenderedPageBreak/>
               <w:t>Feature</w:t>
             </w:r>
           </w:p>
@@ -11682,7 +12943,6 @@
     <w:next w:val="Normal"/>
     <w:link w:val="Heading2Char"/>
     <w:uiPriority w:val="9"/>
-    <w:semiHidden/>
     <w:unhideWhenUsed/>
     <w:qFormat/>
     <w:rsid w:val="00A149B1"/>
@@ -11898,7 +13158,6 @@
     <w:basedOn w:val="DefaultParagraphFont"/>
     <w:link w:val="Heading2"/>
     <w:uiPriority w:val="9"/>
-    <w:semiHidden/>
     <w:rsid w:val="00A149B1"/>
     <w:rPr>
       <w:rFonts w:asciiTheme="majorHAnsi" w:eastAsiaTheme="majorEastAsia" w:hAnsiTheme="majorHAnsi" w:cstheme="majorBidi"/>
